--- a/Entregas/Sprint 1/Planejamento e Arquitetura/H2 - Definir fluxo de processamento de documentos/PSP2 - S1T09 - Prompt de Classificação.docx
+++ b/Entregas/Sprint 1/Planejamento e Arquitetura/H2 - Definir fluxo de processamento de documentos/PSP2 - S1T09 - Prompt de Classificação.docx
@@ -46,6 +46,62 @@
       </w:pPr>
       <w:r>
         <w:t xml:space="preserve"/>
+      </w:r>
+    </w:p>
+    <w:p>
+      <w:pPr>
+        <w:pStyle w:val="Heading2"/>
+        <w:spacing w:after="180" w:before="120"/>
+      </w:pPr>
+      <w:r>
+        <w:rPr>
+          <w:rFonts w:ascii="Arial" w:cs="Arial" w:eastAsia="Arial" w:hAnsi="Arial"/>
+          <w:b/>
+          <w:bCs/>
+          <w:color w:val="1F3864"/>
+          <w:sz w:val="28"/>
+          <w:szCs w:val="28"/>
+        </w:rPr>
+        <w:t xml:space="preserve">📖 Em palavras simples</w:t>
+      </w:r>
+    </w:p>
+    <w:p>
+      <w:pPr>
+        <w:spacing w:after="180"/>
+      </w:pPr>
+      <w:r>
+        <w:rPr>
+          <w:rFonts w:ascii="Arial" w:cs="Arial" w:eastAsia="Arial" w:hAnsi="Arial"/>
+          <w:sz w:val="22"/>
+          <w:szCs w:val="22"/>
+        </w:rPr>
+        <w:t xml:space="preserve">Antes da IA resumir um documento, ela precisa saber o que é aquilo: qual a matéria, que tipo (aula, lista, prova, slide…), qual a data, qual o título. Esse documento é o prompt que pede pra IA fazer essa identificação só lendo os primeiros parágrafos do texto.</w:t>
+      </w:r>
+    </w:p>
+    <w:p>
+      <w:pPr>
+        <w:spacing w:after="180"/>
+      </w:pPr>
+      <w:r>
+        <w:rPr>
+          <w:rFonts w:ascii="Arial" w:cs="Arial" w:eastAsia="Arial" w:hAnsi="Arial"/>
+          <w:sz w:val="22"/>
+          <w:szCs w:val="22"/>
+        </w:rPr>
+        <w:t xml:space="preserve">A classificação acontece antes da síntese (que é mais cara em tempo e dinheiro) porque os outros estágios precisam dessa informação: a nomenclatura precisa da matéria, a pasta no Drive precisa da matéria, o resumo precisa saber se está lidando com aula ou com lista de exercícios (o estilo muda). A IA devolve em JSON estruturado, com um “grau de confiança” de 0 a 1.</w:t>
+      </w:r>
+    </w:p>
+    <w:p>
+      <w:pPr>
+        <w:spacing w:after="180"/>
+      </w:pPr>
+      <w:r>
+        <w:rPr>
+          <w:rFonts w:ascii="Arial" w:cs="Arial" w:eastAsia="Arial" w:hAnsi="Arial"/>
+          <w:sz w:val="22"/>
+          <w:szCs w:val="22"/>
+        </w:rPr>
+        <w:t xml:space="preserve">Por que isso importa? Se a confiança for alta (&gt;0,7), o sistema segue automático. Se for média (0,4–0,7), o documento é marcado como “precisa revisão” pro aluno confirmar. Se for baixa, o sistema avisa e pede informação extra. Esse mecanismo evita que documentos misturem matérias no Drive e mantém a classificação confiável mesmo quando o documento de entrada está ruim.</w:t>
       </w:r>
     </w:p>
     <w:p>
